--- a/data/human_paras/human_para_142.docx
+++ b/data/human_paras/human_para_142.docx
@@ -4,7 +4,7 @@
   <w:body>
     <w:p>
       <w:r>
-        <w:t>The above table represents the calculated outcomes of the profit earned from each possible outcome at the end of the tree. If Mr. Ibenez will harvest the crop now he will earn a profit of $40,000, but he will be risking more profit he could earn if he goes for treating and harvest later as there is only a 50% chance for a storm to occur or not. In this case, he is safe from the effects of storms and there is no chance of dusting and crop reduction, as no treatment has been done, besides no additional costs for treatment would be added.</w:t>
+        <w:t>The total profit outcome earned from this approach is $106,200. If the storm doesn’t occur so after treatment there is a 100% chance of yield that dust or wind isn’t going to affect the crops and there is a 70% probability for this condition to occur. Profit at this node will be $86,000. If a storm occurs and dust doesn’t affect the crop so there is a chance of an 80% yield, 20% of the crop will be reduced by wind or dust, the likelihood of this condition to occur is just 30% and profit earned in this case is $28,800. So collective profit earned would be $112,800. If no storm occurs then the profit earned would be $56,400 if a storm occurs then the margin would be $49,800 so collective profit is going to be $106,200. Because with 100% yield when treatment completely works the margin is going to be $120,000 but likely hood of this to occur is only 40%, on the other hand when treatment partially works there is only a 60% chance for that condition to occur, but there are 3 more scenarios to this situation, firstly with 90% yield there is only 30% chance for this to occur but revenue will be $35,640, while 75% yield will earn $29,700. With a 50% yield, the profit would be $19,800 when all of these conditions occur with a 33% chance only.</w:t>
       </w:r>
     </w:p>
     <w:sectPr>
